--- a/ru/wisdom-stories/everyone-is-equal-here.docx
+++ b/ru/wisdom-stories/everyone-is-equal-here.docx
@@ -14,7 +14,7 @@
           <w:bCs/>
           <w:lang/>
         </w:rPr>
-        <w:t>У нас все одинаковы</w:t>
+        <w:t xml:space="preserve">У нас все равны</w:t>
       </w:r>
     </w:p>
     <w:p>
@@ -196,7 +196,7 @@
         <w:rPr>
           <w:lang/>
         </w:rPr>
-        <w:t>Когда мальчик закончил, он заплатил за чистку и отдельно дал немного денег в помощь семье. Из разговора выяснилось, что отец ребёнка умер. Мальчик учился в школе, а после уроков работал, чтобы помогать больной матери.</w:t>
+        <w:t xml:space="preserve">Когда мальчик закончил, молодой человек заплатил за чистку и отдельно дал немного денег в помощь семье. Из разговора выяснилось, что отец ребёнка умер. Мальчик учился в школе, а после уроков работал, чтобы помогать больной матери.</w:t>
       </w:r>
     </w:p>
     <w:p>
